--- a/Templates/order_pd_reply.docx
+++ b/Templates/order_pd_reply.docx
@@ -268,7 +268,6 @@
                     </w:rPr>
                     <w:t>{{</w:t>
                   </w:r>
-                  <w:proofErr w:type="spellStart"/>
                   <w:r>
                     <w:rPr>
                       <w:rFonts w:ascii="Bookman Old Style" w:hAnsi="Bookman Old Style" w:cs="Arial"/>
@@ -277,18 +276,7 @@
                       <w:szCs w:val="24"/>
                       <w:lang w:val="en-US"/>
                     </w:rPr>
-                    <w:t>client_name</w:t>
-                  </w:r>
-                  <w:proofErr w:type="spellEnd"/>
-                  <w:r>
-                    <w:rPr>
-                      <w:rFonts w:ascii="Bookman Old Style" w:hAnsi="Bookman Old Style" w:cs="Arial"/>
-                      <w:b/>
-                      <w:sz w:val="24"/>
-                      <w:szCs w:val="24"/>
-                      <w:lang w:val="en-US"/>
-                    </w:rPr>
-                    <w:t>}},</w:t>
+                    <w:t>client_name}},</w:t>
                   </w:r>
                   <w:r>
                     <w:rPr>
@@ -634,27 +622,7 @@
           <w:sz w:val="24"/>
           <w:lang w:val="en-PH" w:eastAsia="en-PH"/>
         </w:rPr>
-        <w:t>{{</w:t>
-      </w:r>
-      <w:proofErr w:type="spellStart"/>
-      <w:r>
-        <w:rPr>
-          <w:rFonts w:ascii="Bookman Old Style" w:hAnsi="Bookman Old Style"/>
-          <w:color w:val="000000"/>
-          <w:sz w:val="24"/>
-          <w:lang w:val="en-PH" w:eastAsia="en-PH"/>
-        </w:rPr>
-        <w:t>date_of_inspection</w:t>
-      </w:r>
-      <w:proofErr w:type="spellEnd"/>
-      <w:r>
-        <w:rPr>
-          <w:rFonts w:ascii="Bookman Old Style" w:hAnsi="Bookman Old Style"/>
-          <w:color w:val="000000"/>
-          <w:sz w:val="24"/>
-          <w:lang w:val="en-PH" w:eastAsia="en-PH"/>
-        </w:rPr>
-        <w:t xml:space="preserve">}}, </w:t>
+        <w:t xml:space="preserve">{{date_of_inspection}}, </w:t>
       </w:r>
       <w:r>
         <w:rPr>
@@ -682,7 +650,6 @@
         <w:jc w:val="both"/>
         <w:rPr>
           <w:rFonts w:ascii="Bookman Old Style" w:hAnsi="Bookman Old Style"/>
-          <w:bCs/>
           <w:iCs/>
           <w:color w:val="000000"/>
           <w:sz w:val="24"/>
@@ -697,7 +664,6 @@
         <w:jc w:val="both"/>
         <w:rPr>
           <w:rFonts w:ascii="Bookman Old Style" w:hAnsi="Bookman Old Style"/>
-          <w:bCs/>
           <w:iCs/>
           <w:color w:val="000000"/>
           <w:sz w:val="24"/>
@@ -707,7 +673,6 @@
       <w:r>
         <w:rPr>
           <w:rFonts w:ascii="Bookman Old Style" w:hAnsi="Bookman Old Style"/>
-          <w:bCs/>
           <w:iCs/>
           <w:color w:val="000000"/>
           <w:sz w:val="24"/>
@@ -718,7 +683,6 @@
       <w:r>
         <w:rPr>
           <w:rFonts w:ascii="Bookman Old Style" w:hAnsi="Bookman Old Style"/>
-          <w:bCs/>
           <w:iCs/>
           <w:color w:val="000000"/>
           <w:sz w:val="24"/>
@@ -729,7 +693,6 @@
       <w:r>
         <w:rPr>
           <w:rFonts w:ascii="Bookman Old Style" w:hAnsi="Bookman Old Style"/>
-          <w:bCs/>
           <w:iCs/>
           <w:color w:val="000000"/>
           <w:sz w:val="24"/>
@@ -745,7 +708,6 @@
         <w:jc w:val="both"/>
         <w:rPr>
           <w:rFonts w:ascii="Bookman Old Style" w:hAnsi="Bookman Old Style"/>
-          <w:bCs/>
           <w:iCs/>
           <w:color w:val="000000"/>
           <w:sz w:val="24"/>
@@ -777,15 +739,12 @@
       <w:r>
         <w:rPr>
           <w:rFonts w:ascii="Bookman Old Style" w:hAnsi="Bookman Old Style"/>
-          <w:b/>
-          <w:bCs/>
           <w:color w:val="000000"/>
           <w:sz w:val="24"/>
           <w:lang w:eastAsia="en-PH"/>
         </w:rPr>
         <w:t>{{</w:t>
       </w:r>
-      <w:proofErr w:type="spellStart"/>
       <w:r>
         <w:rPr>
           <w:rFonts w:ascii="Bookman Old Style" w:hAnsi="Bookman Old Style"/>
@@ -793,19 +752,7 @@
           <w:sz w:val="24"/>
           <w:lang w:val="en-PH" w:eastAsia="en-PH"/>
         </w:rPr>
-        <w:t>date_of_notice_of_violation</w:t>
-      </w:r>
-      <w:proofErr w:type="spellEnd"/>
-      <w:r>
-        <w:rPr>
-          <w:rFonts w:ascii="Bookman Old Style" w:hAnsi="Bookman Old Style"/>
-          <w:b/>
-          <w:bCs/>
-          <w:color w:val="000000"/>
-          <w:sz w:val="24"/>
-          <w:lang w:val="en-PH" w:eastAsia="en-PH"/>
-        </w:rPr>
-        <w:t>}}</w:t>
+        <w:t>date_of_notice_of_violation}}</w:t>
       </w:r>
       <w:r>
         <w:rPr>
@@ -870,8 +817,6 @@
       <w:r>
         <w:rPr>
           <w:rFonts w:ascii="Bookman Old Style" w:hAnsi="Bookman Old Style" w:cs="Arial"/>
-          <w:b/>
-          <w:bCs/>
           <w:sz w:val="24"/>
           <w:szCs w:val="24"/>
         </w:rPr>
@@ -1515,7 +1460,6 @@
       </w:rPr>
       <w:t>{{</w:t>
     </w:r>
-    <w:proofErr w:type="spellStart"/>
     <w:r>
       <w:rPr>
         <w:rFonts w:ascii="Bookman Old Style" w:hAnsi="Bookman Old Style" w:cs="Arial"/>
@@ -1524,18 +1468,7 @@
         <w:szCs w:val="20"/>
         <w:lang w:val="en-US"/>
       </w:rPr>
-      <w:t>client_name</w:t>
-    </w:r>
-    <w:proofErr w:type="spellEnd"/>
-    <w:r>
-      <w:rPr>
-        <w:rFonts w:ascii="Bookman Old Style" w:hAnsi="Bookman Old Style" w:cs="Arial"/>
-        <w:b/>
-        <w:sz w:val="20"/>
-        <w:szCs w:val="20"/>
-        <w:lang w:val="en-US"/>
-      </w:rPr>
-      <w:t>}}</w:t>
+      <w:t>client_name}}</w:t>
     </w:r>
   </w:p>
   <w:p>
@@ -1565,27 +1498,7 @@
         <w:szCs w:val="20"/>
         <w:lang w:val="en-US"/>
       </w:rPr>
-      <w:t>{{</w:t>
-    </w:r>
-    <w:proofErr w:type="spellStart"/>
-    <w:r>
-      <w:rPr>
-        <w:rFonts w:ascii="Bookman Old Style" w:hAnsi="Bookman Old Style" w:cs="Arial"/>
-        <w:sz w:val="20"/>
-        <w:szCs w:val="20"/>
-        <w:lang w:val="en-US"/>
-      </w:rPr>
-      <w:t>case_number_only</w:t>
-    </w:r>
-    <w:proofErr w:type="spellEnd"/>
-    <w:r>
-      <w:rPr>
-        <w:rFonts w:ascii="Bookman Old Style" w:hAnsi="Bookman Old Style" w:cs="Arial"/>
-        <w:sz w:val="20"/>
-        <w:szCs w:val="20"/>
-        <w:lang w:val="en-US"/>
-      </w:rPr>
-      <w:t>}}</w:t>
+      <w:t>{{case_number_only}}</w:t>
     </w:r>
     <w:r>
       <w:rPr>
